--- a/AI_docs/Сдача/TZ-business-requirements.docx
+++ b/AI_docs/Сдача/TZ-business-requirements.docx
@@ -481,15 +481,7 @@
         <w:pStyle w:val="Heading2"/>
       </w:pPr>
       <w:r>
-        <w:t>7. Требования к качеству и надёжности</w:t>
-      </w:r>
-    </w:p>
-    <w:p>
-      <w:pPr>
-        <w:pStyle w:val="ListBullet"/>
-      </w:pPr>
-      <w:r>
-        <w:t>Система должна оставаться доступной для абонентов при выходе из строя одного сервера/узла инфраструктуры — единичный отказ оборудования не должен приводить к остановке обслуживания.</w:t>
+        <w:t>7. Требования к качеству обслуживания</w:t>
       </w:r>
     </w:p>
     <w:p>
@@ -498,14 +490,6 @@
       </w:pPr>
       <w:r>
         <w:t>Ответ на типовой вопрос должен восприниматься абонентом как быстрый: первые признаки того, что система отвечает, должны появляться практически мгновенно, а не после ощутимой паузы.</w:t>
-      </w:r>
-    </w:p>
-    <w:p>
-      <w:pPr>
-        <w:pStyle w:val="ListBullet"/>
-      </w:pPr>
-      <w:r>
-        <w:t>При недоступности источника генерации ответа (внешнего провайдера) система должна автоматически переключаться на резервный способ ответа, не оставляя абонента без обслуживания.</w:t>
       </w:r>
     </w:p>
     <w:p>
@@ -663,14 +647,6 @@
       </w:pPr>
       <w:r>
         <w:t>Ни одного случая утечки персональных данных абонента за пределы периметра, разрешённого требованиями раздела 6.</w:t>
-      </w:r>
-    </w:p>
-    <w:p>
-      <w:pPr>
-        <w:pStyle w:val="ListNumber"/>
-      </w:pPr>
-      <w:r>
-        <w:t>Отказ одного сервера/узла инфраструктуры не приводит к простою сервиса для абонентов.</w:t>
       </w:r>
     </w:p>
     <w:p>

--- a/AI_docs/Сдача/TZ-business-requirements.docx
+++ b/AI_docs/Сдача/TZ-business-requirements.docx
@@ -481,31 +481,7 @@
         <w:pStyle w:val="Heading2"/>
       </w:pPr>
       <w:r>
-        <w:t>7. Требования к качеству обслуживания</w:t>
-      </w:r>
-    </w:p>
-    <w:p>
-      <w:pPr>
-        <w:pStyle w:val="ListBullet"/>
-      </w:pPr>
-      <w:r>
-        <w:t>Ответ на типовой вопрос должен восприниматься абонентом как быстрый: первые признаки того, что система отвечает, должны появляться практически мгновенно, а не после ощутимой паузы.</w:t>
-      </w:r>
-    </w:p>
-    <w:p>
-      <w:pPr>
-        <w:pStyle w:val="ListBullet"/>
-      </w:pPr>
-      <w:r>
-        <w:t>Поставщик, формирующий ответы абонентам, должен быть заменяем без остановки сервиса и без переписывания логики системы — бизнес не должен попадать в зависимость от одного конкретного поставщика без права уйти к другому.</w:t>
-      </w:r>
-    </w:p>
-    <w:p>
-      <w:pPr>
-        <w:pStyle w:val="Heading2"/>
-      </w:pPr>
-      <w:r>
-        <w:t>8. Требования к стоимости и экономике</w:t>
+        <w:t>7. Требования к стоимости и экономике</w:t>
       </w:r>
     </w:p>
     <w:p>
@@ -537,7 +513,7 @@
         <w:pStyle w:val="Heading2"/>
       </w:pPr>
       <w:r>
-        <w:t>9. Требования к развитию и масштабированию</w:t>
+        <w:t>8. Требования к развитию и масштабированию</w:t>
       </w:r>
     </w:p>
     <w:p>
@@ -569,7 +545,7 @@
         <w:pStyle w:val="Heading2"/>
       </w:pPr>
       <w:r>
-        <w:t>10. Ограничения и допущения</w:t>
+        <w:t>9. Ограничения и допущения</w:t>
       </w:r>
     </w:p>
     <w:p>
@@ -601,7 +577,7 @@
         <w:pStyle w:val="ListBullet"/>
       </w:pPr>
       <w:r>
-        <w:t>Способ технической реализации интерфейса абонента (единое веб-приложение, встраиваемый модуль, отдельно разворачиваемый компонент и т.п.), конкретный поставщик генерации ответов, конкретная технология хранения и поиска информации — предмет отдельного технического проектирования, не этого документа. Технические решения обязаны удовлетворять требованиям разделов 5–9 выше, но вольны выбирать любой способ их выполнения.</w:t>
+        <w:t>Способ технической реализации интерфейса абонента (единое веб-приложение, встраиваемый модуль, отдельно разворачиваемый компонент и т.п.), конкретный поставщик генерации ответов, конкретная технология хранения и поиска информации — предмет отдельного технического проектирования, не этого документа. Технические решения обязаны удовлетворять требованиям разделов 5–8 выше, но вольны выбирать любой способ их выполнения.</w:t>
       </w:r>
     </w:p>
     <w:p>
@@ -609,7 +585,7 @@
         <w:pStyle w:val="Heading2"/>
       </w:pPr>
       <w:r>
-        <w:t>11. Критерии приёмки</w:t>
+        <w:t>10. Критерии приёмки</w:t>
       </w:r>
     </w:p>
     <w:p>
